--- a/docs/procedimento-instalacao-software-android.docx
+++ b/docs/procedimento-instalacao-software-android.docx
@@ -365,7 +365,21 @@
           <w:sz w:val="21"/>
           <w:szCs w:val="21"/>
         </w:rPr>
-        <w:t xml:space="preserve">Este procedimento estabelece a sequência de atividades para a compilação e instalação do aplicativo Android de supervisão do sistema inclinômetro/azimutímetro ESP32 desenvolvido para a Avibras Aeroco, escrito em Kotlin com interface Jetpack Compose, destinado à operação móvel. O objetivo é garantir que a instalação seja realizada de forma padronizada, reprodutível e verificável, independentemente de quem a execute.</w:t>
+        <w:t xml:space="preserve">Este procedimento estabelece a sequência de atividades para a instalação do aplicativo Android de supervisão do sistema inclinômetro/azimutímetro ESP32 desenvolvido para a Avibras Aeroco, escrito em Kotlin com interface Jetpack Compose, destinado à operação móvel. O objetivo é garantir que a instalação seja realizada de forma padronizada, reprodutível e verificável, independentemente de quem a execute.</w:t>
+      </w:r>
+    </w:p>
+    <w:p>
+      <w:pPr>
+        <w:spacing w:after="160" w:before="0" w:line="264" w:lineRule="auto"/>
+        <w:jc w:val="both"/>
+      </w:pPr>
+      <w:r>
+        <w:rPr>
+          <w:rFonts w:ascii="Arial" w:cs="Arial" w:eastAsia="Arial" w:hAnsi="Arial"/>
+          <w:sz w:val="21"/>
+          <w:szCs w:val="21"/>
+        </w:rPr>
+        <w:t xml:space="preserve">IMPORTANTE: a instalação em campo/fábrica é sempre realizada a partir de um computador com Windows (10 ou 11) e sem conexão à internet, usando o arquivo instalável (.apk) já compilado, gravado em mídia (DVD/CD) e arquivado no repositório físico da fábrica — não é feita compilação do aplicativo no local da instalação. A compilação do .apk (que exige Android Studio e internet) é uma etapa separada, descrita na seção 4.1, realizada à parte por quem mantém o software.</w:t>
       </w:r>
     </w:p>
     <w:p>
@@ -654,7 +668,7 @@
                 <w:sz w:val="21"/>
                 <w:szCs w:val="21"/>
               </w:rPr>
-              <w:t xml:space="preserve">Computador de desenvolvimento com Android Studio (versão Koala ou mais recente)</w:t>
+              <w:t xml:space="preserve">Computador com Windows 10 ou 11 (64 bits) — sem necessidade de acesso à internet</w:t>
             </w:r>
           </w:p>
         </w:tc>
@@ -800,7 +814,7 @@
                 <w:sz w:val="21"/>
                 <w:szCs w:val="21"/>
               </w:rPr>
-              <w:t xml:space="preserve">JDK 17</w:t>
+              <w:t xml:space="preserve">Mídia (DVD ou CD) de instalação, arquivada no repositório físico da fábrica, contendo o arquivo .apk já compilado</w:t>
             </w:r>
           </w:p>
         </w:tc>
@@ -946,7 +960,7 @@
                 <w:sz w:val="21"/>
                 <w:szCs w:val="21"/>
               </w:rPr>
-              <w:t xml:space="preserve">Android SDK 34 (baixado automaticamente pelo Android Studio na primeira sincronização)</w:t>
+              <w:t xml:space="preserve">Cabo USB para conectar o dispositivo Android ao computador</w:t>
             </w:r>
           </w:p>
         </w:tc>
@@ -1092,7 +1106,7 @@
                 <w:sz w:val="21"/>
                 <w:szCs w:val="21"/>
               </w:rPr>
-              <w:t xml:space="preserve">Dispositivo Android físico (com "Depuração USB" habilitada) ou emulador configurado</w:t>
+              <w:t xml:space="preserve">Android Platform Tools (adb.exe), instalado localmente no computador — não exige internet para uso, apenas para o download inicial (feito à parte, ver seção 4.2)</w:t>
             </w:r>
           </w:p>
         </w:tc>
@@ -1238,7 +1252,7 @@
                 <w:sz w:val="21"/>
                 <w:szCs w:val="21"/>
               </w:rPr>
-              <w:t xml:space="preserve">Conexão à internet, para download das dependências Gradle (AndroidX, Compose, Room)</w:t>
+              <w:t xml:space="preserve">Dispositivo Android de destino, com "Depuração USB" habilitada em Opções do desenvolvedor</w:t>
             </w:r>
           </w:p>
         </w:tc>
@@ -1274,153 +1288,7 @@
                 <w:sz w:val="21"/>
                 <w:szCs w:val="21"/>
               </w:rPr>
-              <w:t xml:space="preserve">—</w:t>
-            </w:r>
-          </w:p>
-        </w:tc>
-        <w:tc>
-          <w:tcPr>
-            <w:tcW w:type="dxa" w:w="2000"/>
-            <w:tcBorders>
-              <w:top w:val="single" w:color="000000" w:sz="4"/>
-              <w:left w:val="single" w:color="000000" w:sz="4"/>
-              <w:bottom w:val="single" w:color="000000" w:sz="4"/>
-              <w:right w:val="single" w:color="000000" w:sz="4"/>
-            </w:tcBorders>
-            <w:tcMar>
-              <w:top w:type="dxa" w:w="60"/>
-              <w:left w:type="dxa" w:w="100"/>
-              <w:bottom w:type="dxa" w:w="60"/>
-              <w:right w:type="dxa" w:w="100"/>
-            </w:tcMar>
-            <w:vAlign w:val="center"/>
-          </w:tcPr>
-          <w:p>
-            <w:pPr>
-              <w:spacing w:line="240" w:lineRule="auto"/>
-              <w:jc w:val="left"/>
-            </w:pPr>
-            <w:r>
-              <w:rPr>
-                <w:rFonts w:ascii="Arial" w:cs="Arial" w:eastAsia="Arial" w:hAnsi="Arial"/>
-                <w:b w:val="false"/>
-                <w:bCs w:val="false"/>
-                <w:i w:val="false"/>
-                <w:iCs w:val="false"/>
-                <w:sz w:val="21"/>
-                <w:szCs w:val="21"/>
-              </w:rPr>
-              <w:t xml:space="preserve">—</w:t>
-            </w:r>
-          </w:p>
-        </w:tc>
-      </w:tr>
-      <w:tr>
-        <w:tc>
-          <w:tcPr>
-            <w:tcW w:type="dxa" w:w="700"/>
-            <w:tcBorders>
-              <w:top w:val="single" w:color="000000" w:sz="4"/>
-              <w:left w:val="single" w:color="000000" w:sz="4"/>
-              <w:bottom w:val="single" w:color="000000" w:sz="4"/>
-              <w:right w:val="single" w:color="000000" w:sz="4"/>
-            </w:tcBorders>
-            <w:tcMar>
-              <w:top w:type="dxa" w:w="60"/>
-              <w:left w:type="dxa" w:w="100"/>
-              <w:bottom w:type="dxa" w:w="60"/>
-              <w:right w:type="dxa" w:w="100"/>
-            </w:tcMar>
-            <w:vAlign w:val="center"/>
-          </w:tcPr>
-          <w:p>
-            <w:pPr>
-              <w:spacing w:line="240" w:lineRule="auto"/>
-              <w:jc w:val="left"/>
-            </w:pPr>
-            <w:r>
-              <w:rPr>
-                <w:rFonts w:ascii="Arial" w:cs="Arial" w:eastAsia="Arial" w:hAnsi="Arial"/>
-                <w:b w:val="false"/>
-                <w:bCs w:val="false"/>
-                <w:i w:val="false"/>
-                <w:iCs w:val="false"/>
-                <w:sz w:val="21"/>
-                <w:szCs w:val="21"/>
-              </w:rPr>
-              <w:t xml:space="preserve">6</w:t>
-            </w:r>
-          </w:p>
-        </w:tc>
-        <w:tc>
-          <w:tcPr>
-            <w:tcW w:type="dxa" w:w="5738"/>
-            <w:tcBorders>
-              <w:top w:val="single" w:color="000000" w:sz="4"/>
-              <w:left w:val="single" w:color="000000" w:sz="4"/>
-              <w:bottom w:val="single" w:color="000000" w:sz="4"/>
-              <w:right w:val="single" w:color="000000" w:sz="4"/>
-            </w:tcBorders>
-            <w:tcMar>
-              <w:top w:type="dxa" w:w="60"/>
-              <w:left w:type="dxa" w:w="100"/>
-              <w:bottom w:type="dxa" w:w="60"/>
-              <w:right w:type="dxa" w:w="100"/>
-            </w:tcMar>
-            <w:vAlign w:val="center"/>
-          </w:tcPr>
-          <w:p>
-            <w:pPr>
-              <w:spacing w:line="240" w:lineRule="auto"/>
-              <w:jc w:val="left"/>
-            </w:pPr>
-            <w:r>
-              <w:rPr>
-                <w:rFonts w:ascii="Arial" w:cs="Arial" w:eastAsia="Arial" w:hAnsi="Arial"/>
-                <w:b w:val="false"/>
-                <w:bCs w:val="false"/>
-                <w:i w:val="false"/>
-                <w:iCs w:val="false"/>
-                <w:sz w:val="21"/>
-                <w:szCs w:val="21"/>
-              </w:rPr>
-              <w:t xml:space="preserve">Acesso à pasta android-app/ do repositório do projeto</w:t>
-            </w:r>
-          </w:p>
-        </w:tc>
-        <w:tc>
-          <w:tcPr>
-            <w:tcW w:type="dxa" w:w="1200"/>
-            <w:tcBorders>
-              <w:top w:val="single" w:color="000000" w:sz="4"/>
-              <w:left w:val="single" w:color="000000" w:sz="4"/>
-              <w:bottom w:val="single" w:color="000000" w:sz="4"/>
-              <w:right w:val="single" w:color="000000" w:sz="4"/>
-            </w:tcBorders>
-            <w:tcMar>
-              <w:top w:type="dxa" w:w="60"/>
-              <w:left w:type="dxa" w:w="100"/>
-              <w:bottom w:type="dxa" w:w="60"/>
-              <w:right w:type="dxa" w:w="100"/>
-            </w:tcMar>
-            <w:vAlign w:val="center"/>
-          </w:tcPr>
-          <w:p>
-            <w:pPr>
-              <w:spacing w:line="240" w:lineRule="auto"/>
-              <w:jc w:val="left"/>
-            </w:pPr>
-            <w:r>
-              <w:rPr>
-                <w:rFonts w:ascii="Arial" w:cs="Arial" w:eastAsia="Arial" w:hAnsi="Arial"/>
-                <w:b w:val="false"/>
-                <w:bCs w:val="false"/>
-                <w:i w:val="false"/>
-                <w:iCs w:val="false"/>
-                <w:sz w:val="21"/>
-                <w:szCs w:val="21"/>
-              </w:rPr>
-              <w:t xml:space="preserve">—</w:t>
+              <w:t xml:space="preserve">1</w:t>
             </w:r>
           </w:p>
         </w:tc>
@@ -1490,7 +1358,7 @@
           <w:sz w:val="21"/>
           <w:szCs w:val="21"/>
         </w:rPr>
-        <w:t xml:space="preserve">a) confirmar que o computador de desenvolvimento atende aos requisitos da Tabela 1 (itens 1-3);</w:t>
+        <w:t xml:space="preserve">a) confirmar que o computador de destino atende ao item 1 da Tabela 1 (Windows 10/11, 64 bits) e tem o Android Platform Tools instalado (item 4);</w:t>
       </w:r>
     </w:p>
     <w:p>
@@ -1505,7 +1373,7 @@
           <w:sz w:val="21"/>
           <w:szCs w:val="21"/>
         </w:rPr>
-        <w:t xml:space="preserve">b) copiar (ou clonar) a pasta android-app/ do repositório do projeto para o computador de desenvolvimento;</w:t>
+        <w:t xml:space="preserve">b) retirar a mídia (DVD/CD) com o .apk do repositório físico da fábrica;</w:t>
       </w:r>
     </w:p>
     <w:p>
@@ -1520,7 +1388,7 @@
           <w:sz w:val="21"/>
           <w:szCs w:val="21"/>
         </w:rPr>
-        <w:t xml:space="preserve">c) confirmar conexão à internet disponível, para o download automático das dependências pelo Gradle;</w:t>
+        <w:t xml:space="preserve">c) copiar o arquivo .apk da mídia para uma pasta do computador de destino;</w:t>
       </w:r>
     </w:p>
     <w:p>
@@ -1535,7 +1403,22 @@
           <w:sz w:val="21"/>
           <w:szCs w:val="21"/>
         </w:rPr>
-        <w:t xml:space="preserve">d) se a instalação final for em dispositivo físico, habilitar "Depuração USB" em Configurações → Opções do desenvolvedor no aparelho Android, previamente.</w:t>
+        <w:t xml:space="preserve">d) no dispositivo Android, habilitar "Depuração USB" em Configurações → Opções do desenvolvedor (se a opção não aparecer, tocar repetidamente em "Número da versão" em Configurações → Sobre o telefone até habilitar o menu de desenvolvedor);</w:t>
+      </w:r>
+    </w:p>
+    <w:p>
+      <w:pPr>
+        <w:spacing w:after="100" w:line="264" w:lineRule="auto"/>
+        <w:ind w:left="500"/>
+        <w:jc w:val="both"/>
+      </w:pPr>
+      <w:r>
+        <w:rPr>
+          <w:rFonts w:ascii="Arial" w:cs="Arial" w:eastAsia="Arial" w:hAnsi="Arial"/>
+          <w:sz w:val="21"/>
+          <w:szCs w:val="21"/>
+        </w:rPr>
+        <w:t xml:space="preserve">e) conectar o dispositivo Android ao computador pelo cabo USB e autorizar a depuração, se solicitado na tela do aparelho.</w:t>
       </w:r>
     </w:p>
     <w:p>
@@ -1568,7 +1451,21 @@
           <w:sz w:val="21"/>
           <w:szCs w:val="21"/>
         </w:rPr>
-        <w:t xml:space="preserve">4.1 Instalação do ambiente de desenvolvimento</w:t>
+        <w:t xml:space="preserve">4.1 Compilação do .apk (feita à parte, com internet — não é a instalação em si)</w:t>
+      </w:r>
+    </w:p>
+    <w:p>
+      <w:pPr>
+        <w:spacing w:after="160" w:before="0" w:line="264" w:lineRule="auto"/>
+        <w:jc w:val="both"/>
+      </w:pPr>
+      <w:r>
+        <w:rPr>
+          <w:rFonts w:ascii="Arial" w:cs="Arial" w:eastAsia="Arial" w:hAnsi="Arial"/>
+          <w:sz w:val="21"/>
+          <w:szCs w:val="21"/>
+        </w:rPr>
+        <w:t xml:space="preserve">Esta etapa NÃO é executada no computador de destino em campo/fábrica. É feita uma única vez, por quem mantém o software, num computador de desenvolvimento com internet.</w:t>
       </w:r>
     </w:p>
     <w:p>
@@ -1593,7 +1490,7 @@
           <w:sz w:val="21"/>
           <w:szCs w:val="21"/>
         </w:rPr>
-        <w:t xml:space="preserve">Instalar o Android Studio (versão Koala ou mais recente), disponível em https://developer.android.com/studio.</w:t>
+        <w:t xml:space="preserve">Instalar o Android Studio (versão Koala ou mais recente) e confirmar o JDK 17.</w:t>
       </w:r>
     </w:p>
     <w:p>
@@ -1618,28 +1515,14 @@
           <w:sz w:val="21"/>
           <w:szCs w:val="21"/>
         </w:rPr>
-        <w:t xml:space="preserve">Confirmar que o JDK 17 está instalado e configurado no Android Studio (Settings → Build Tools → Gradle).</w:t>
-      </w:r>
-    </w:p>
-    <w:p>
-      <w:pPr>
-        <w:spacing w:after="160" w:before="0" w:line="264" w:lineRule="auto"/>
+        <w:t xml:space="preserve">Abrir a pasta android-app/ do repositório do projeto e aguardar a sincronização do Gradle (download das dependências AndroidX, Compose e Room, e do SDK 34).</w:t>
+      </w:r>
+    </w:p>
+    <w:p>
+      <w:pPr>
+        <w:spacing w:after="100" w:line="264" w:lineRule="auto"/>
+        <w:ind w:left="500" w:hanging="300"/>
         <w:jc w:val="both"/>
-      </w:pPr>
-      <w:r>
-        <w:rPr>
-          <w:rFonts w:ascii="Arial" w:cs="Arial" w:eastAsia="Arial" w:hAnsi="Arial"/>
-          <w:sz w:val="21"/>
-          <w:szCs w:val="21"/>
-        </w:rPr>
-        <w:t xml:space="preserve">O Android SDK 34 é baixado e configurado automaticamente pelo Android Studio na primeira sincronização do projeto (seção 4.2), mediante conexão à internet.</w:t>
-      </w:r>
-    </w:p>
-    <w:p>
-      <w:pPr>
-        <w:keepNext/>
-        <w:spacing w:after="120" w:before="200"/>
-        <w:ind w:left="0"/>
       </w:pPr>
       <w:r>
         <w:rPr>
@@ -1649,7 +1532,15 @@
           <w:sz w:val="21"/>
           <w:szCs w:val="21"/>
         </w:rPr>
-        <w:t xml:space="preserve">4.2 Abertura e sincronização do projeto</w:t>
+        <w:t xml:space="preserve">3. </w:t>
+      </w:r>
+      <w:r>
+        <w:rPr>
+          <w:rFonts w:ascii="Arial" w:cs="Arial" w:eastAsia="Arial" w:hAnsi="Arial"/>
+          <w:sz w:val="21"/>
+          <w:szCs w:val="21"/>
+        </w:rPr>
+        <w:t xml:space="preserve">Gerar o .apk: menu Build → Generate App Bundles or APKs → Generate APKs. O arquivo é gerado em android-app/app/build/outputs/apk/.</w:t>
       </w:r>
     </w:p>
     <w:p>
@@ -1666,7 +1557,7 @@
           <w:sz w:val="21"/>
           <w:szCs w:val="21"/>
         </w:rPr>
-        <w:t xml:space="preserve">1. </w:t>
+        <w:t xml:space="preserve">4. </w:t>
       </w:r>
       <w:r>
         <w:rPr>
@@ -1674,14 +1565,14 @@
           <w:sz w:val="21"/>
           <w:szCs w:val="21"/>
         </w:rPr>
-        <w:t xml:space="preserve">No Android Studio, selecionar "Open" e indicar a pasta android-app/ do repositório do projeto.</w:t>
-      </w:r>
-    </w:p>
-    <w:p>
-      <w:pPr>
-        <w:spacing w:after="100" w:line="264" w:lineRule="auto"/>
-        <w:ind w:left="500" w:hanging="300"/>
-        <w:jc w:val="both"/>
+        <w:t xml:space="preserve">Gravar o .apk no DVD/CD e arquivar no repositório físico da fábrica, identificado com a versão do aplicativo e a data de compilação.</w:t>
+      </w:r>
+    </w:p>
+    <w:p>
+      <w:pPr>
+        <w:keepNext/>
+        <w:spacing w:after="120" w:before="200"/>
+        <w:ind w:left="0"/>
       </w:pPr>
       <w:r>
         <w:rPr>
@@ -1691,36 +1582,28 @@
           <w:sz w:val="21"/>
           <w:szCs w:val="21"/>
         </w:rPr>
-        <w:t xml:space="preserve">2. </w:t>
-      </w:r>
+        <w:t xml:space="preserve">4.2 Preparação do Android Platform Tools (feita à parte, com internet — uma única vez por computador)</w:t>
+      </w:r>
+    </w:p>
+    <w:p>
+      <w:pPr>
+        <w:spacing w:after="160" w:before="0" w:line="264" w:lineRule="auto"/>
+        <w:jc w:val="both"/>
+      </w:pPr>
       <w:r>
         <w:rPr>
           <w:rFonts w:ascii="Arial" w:cs="Arial" w:eastAsia="Arial" w:hAnsi="Arial"/>
           <w:sz w:val="21"/>
           <w:szCs w:val="21"/>
         </w:rPr>
-        <w:t xml:space="preserve">Aguardar a sincronização automática do Gradle (download das dependências AndroidX, Compose e Room, e configuração do SDK).</w:t>
-      </w:r>
-    </w:p>
-    <w:p>
-      <w:pPr>
-        <w:spacing w:after="160" w:before="0" w:line="264" w:lineRule="auto"/>
+        <w:t xml:space="preserve">O adb.exe (Android Debug Bridge) é usado para instalar o .apk sem precisar do Android Studio completo nem de internet no computador de destino. Baixar uma única vez, previamente, em qualquer computador com internet:</w:t>
+      </w:r>
+    </w:p>
+    <w:p>
+      <w:pPr>
+        <w:spacing w:after="100" w:line="264" w:lineRule="auto"/>
+        <w:ind w:left="500" w:hanging="300"/>
         <w:jc w:val="both"/>
-      </w:pPr>
-      <w:r>
-        <w:rPr>
-          <w:rFonts w:ascii="Arial" w:cs="Arial" w:eastAsia="Arial" w:hAnsi="Arial"/>
-          <w:sz w:val="21"/>
-          <w:szCs w:val="21"/>
-        </w:rPr>
-        <w:t xml:space="preserve">A primeira sincronização é o meio confiável de confirmar que o projeto compila corretamente; deve ser executada antes de dar a instalação como validada.</w:t>
-      </w:r>
-    </w:p>
-    <w:p>
-      <w:pPr>
-        <w:keepNext/>
-        <w:spacing w:after="120" w:before="200"/>
-        <w:ind w:left="0"/>
       </w:pPr>
       <w:r>
         <w:rPr>
@@ -1730,58 +1613,22 @@
           <w:sz w:val="21"/>
           <w:szCs w:val="21"/>
         </w:rPr>
-        <w:t xml:space="preserve">4.3 Compilação e instalação em um dispositivo</w:t>
-      </w:r>
-    </w:p>
-    <w:p>
-      <w:pPr>
-        <w:spacing w:after="160" w:before="0" w:line="264" w:lineRule="auto"/>
-        <w:jc w:val="both"/>
-      </w:pPr>
+        <w:t xml:space="preserve">1. </w:t>
+      </w:r>
       <w:r>
         <w:rPr>
           <w:rFonts w:ascii="Arial" w:cs="Arial" w:eastAsia="Arial" w:hAnsi="Arial"/>
           <w:sz w:val="21"/>
           <w:szCs w:val="21"/>
         </w:rPr>
-        <w:t xml:space="preserve">Duas formas de instalação, dependendo do destino:</w:t>
+        <w:t xml:space="preserve">Baixar o "SDK Platform-Tools for Windows" em https://developer.android.com/tools/releases/platform-tools (arquivo .zip).</w:t>
       </w:r>
     </w:p>
     <w:p>
       <w:pPr>
         <w:spacing w:after="100" w:line="264" w:lineRule="auto"/>
-        <w:ind w:left="500"/>
+        <w:ind w:left="500" w:hanging="300"/>
         <w:jc w:val="both"/>
-      </w:pPr>
-      <w:r>
-        <w:rPr>
-          <w:rFonts w:ascii="Arial" w:cs="Arial" w:eastAsia="Arial" w:hAnsi="Arial"/>
-          <w:sz w:val="21"/>
-          <w:szCs w:val="21"/>
-        </w:rPr>
-        <w:t xml:space="preserve">a) instalação direta em dispositivo conectado — com o aparelho Android conectado por USB e a "Depuração USB" habilitada, selecionar o dispositivo na barra de ferramentas do Android Studio e clicar no botão "Run" (▶); o Android Studio compila e instala o aplicativo automaticamente;</w:t>
-      </w:r>
-    </w:p>
-    <w:p>
-      <w:pPr>
-        <w:spacing w:after="100" w:line="264" w:lineRule="auto"/>
-        <w:ind w:left="500"/>
-        <w:jc w:val="both"/>
-      </w:pPr>
-      <w:r>
-        <w:rPr>
-          <w:rFonts w:ascii="Arial" w:cs="Arial" w:eastAsia="Arial" w:hAnsi="Arial"/>
-          <w:sz w:val="21"/>
-          <w:szCs w:val="21"/>
-        </w:rPr>
-        <w:t xml:space="preserve">b) geração de um arquivo APK para distribuição — no menu Build → Generate App Bundles or APKs → Generate APKs; o arquivo gerado (em android-app/app/build/outputs/apk/) pode ser copiado e instalado manualmente em outros dispositivos Android (habilitando, se solicitado, a instalação de "fontes desconhecidas").</w:t>
-      </w:r>
-    </w:p>
-    <w:p>
-      <w:pPr>
-        <w:keepNext/>
-        <w:spacing w:after="120" w:before="200"/>
-        <w:ind w:left="0"/>
       </w:pPr>
       <w:r>
         <w:rPr>
@@ -1791,21 +1638,15 @@
           <w:sz w:val="21"/>
           <w:szCs w:val="21"/>
         </w:rPr>
-        <w:t xml:space="preserve">4.4 Instalação de duas versões lado a lado (opcional)</w:t>
-      </w:r>
-    </w:p>
-    <w:p>
-      <w:pPr>
-        <w:spacing w:after="160" w:before="0" w:line="264" w:lineRule="auto"/>
-        <w:jc w:val="both"/>
-      </w:pPr>
+        <w:t xml:space="preserve">2. </w:t>
+      </w:r>
       <w:r>
         <w:rPr>
           <w:rFonts w:ascii="Arial" w:cs="Arial" w:eastAsia="Arial" w:hAnsi="Arial"/>
           <w:sz w:val="21"/>
           <w:szCs w:val="21"/>
         </w:rPr>
-        <w:t xml:space="preserve">É possível manter, no mesmo aparelho Android, a versão 1 do sistema (mede apenas a inclinação) e a versão 2 (esta, que mede inclinação e azimute), para fins de comparação — cada versão possui applicationId próprio e histórico de dados independente. Para gerar a versão 1, alternar para a branch correspondente (git checkout v1-inclinacao) antes de repetir os passos de compilação, e retornar para a branch main em seguida.</w:t>
+        <w:t xml:space="preserve">Extrair o conteúdo para uma pasta fixa no computador de destino (ex.: C:\platform-tools). Depois de extraído, o adb.exe funciona sem internet.</w:t>
       </w:r>
     </w:p>
     <w:p>
@@ -1822,7 +1663,106 @@
           <w:sz w:val="21"/>
           <w:szCs w:val="21"/>
         </w:rPr>
-        <w:t xml:space="preserve">4.5 Verificação de aceitação</w:t>
+        <w:t xml:space="preserve">4.3 Instalação do .apk no dispositivo</w:t>
+      </w:r>
+    </w:p>
+    <w:p>
+      <w:pPr>
+        <w:spacing w:after="160" w:before="0" w:line="264" w:lineRule="auto"/>
+        <w:jc w:val="both"/>
+      </w:pPr>
+      <w:r>
+        <w:rPr>
+          <w:rFonts w:ascii="Arial" w:cs="Arial" w:eastAsia="Arial" w:hAnsi="Arial"/>
+          <w:sz w:val="21"/>
+          <w:szCs w:val="21"/>
+        </w:rPr>
+        <w:t xml:space="preserve">Com o dispositivo conectado e reconhecido (seção 3, item e), duas formas equivalentes:</w:t>
+      </w:r>
+    </w:p>
+    <w:p>
+      <w:pPr>
+        <w:spacing w:after="100" w:line="264" w:lineRule="auto"/>
+        <w:ind w:left="500"/>
+        <w:jc w:val="both"/>
+      </w:pPr>
+      <w:r>
+        <w:rPr>
+          <w:rFonts w:ascii="Arial" w:cs="Arial" w:eastAsia="Arial" w:hAnsi="Arial"/>
+          <w:sz w:val="21"/>
+          <w:szCs w:val="21"/>
+        </w:rPr>
+        <w:t xml:space="preserve">a) via adb (recomendado, mais confiável) — abrir um terminal na pasta do platform-tools e executar:</w:t>
+      </w:r>
+    </w:p>
+    <w:p>
+      <w:pPr>
+        <w:spacing w:after="200" w:before="100" w:line="240" w:lineRule="auto"/>
+        <w:ind w:left="300"/>
+      </w:pPr>
+      <w:r>
+        <w:rPr>
+          <w:rFonts w:ascii="Courier New" w:cs="Courier New" w:eastAsia="Courier New" w:hAnsi="Courier New"/>
+          <w:sz w:val="18"/>
+          <w:szCs w:val="18"/>
+        </w:rPr>
+        <w:t xml:space="preserve">adb devices</w:t>
+      </w:r>
+      <w:r>
+        <w:br/>
+        <w:t xml:space="preserve"/>
+      </w:r>
+      <w:r>
+        <w:rPr>
+          <w:rFonts w:ascii="Courier New" w:cs="Courier New" w:eastAsia="Courier New" w:hAnsi="Courier New"/>
+          <w:sz w:val="18"/>
+          <w:szCs w:val="18"/>
+        </w:rPr>
+        <w:t xml:space="preserve">REM confirma que o dispositivo aparece na lista antes de instalar</w:t>
+      </w:r>
+      <w:r>
+        <w:br/>
+        <w:t xml:space="preserve"/>
+      </w:r>
+      <w:r>
+        <w:rPr>
+          <w:rFonts w:ascii="Courier New" w:cs="Courier New" w:eastAsia="Courier New" w:hAnsi="Courier New"/>
+          <w:sz w:val="18"/>
+          <w:szCs w:val="18"/>
+        </w:rPr>
+        <w:t xml:space="preserve">adb install -r "C:\caminho\para\app.apk"</w:t>
+      </w:r>
+    </w:p>
+    <w:p>
+      <w:pPr>
+        <w:spacing w:after="100" w:line="264" w:lineRule="auto"/>
+        <w:ind w:left="500"/>
+        <w:jc w:val="both"/>
+      </w:pPr>
+      <w:r>
+        <w:rPr>
+          <w:rFonts w:ascii="Arial" w:cs="Arial" w:eastAsia="Arial" w:hAnsi="Arial"/>
+          <w:sz w:val="21"/>
+          <w:szCs w:val="21"/>
+        </w:rPr>
+        <w:t xml:space="preserve">b) cópia manual do arquivo — copiar o .apk para o armazenamento do dispositivo (via cabo USB, no modo "Transferência de arquivos"), depois, no gerenciador de arquivos do próprio Android, tocar no .apk e confirmar a instalação (habilitando "instalar apps de fontes desconhecidas" para o gerenciador de arquivos usado, se solicitado).</w:t>
+      </w:r>
+    </w:p>
+    <w:p>
+      <w:pPr>
+        <w:keepNext/>
+        <w:spacing w:after="120" w:before="200"/>
+        <w:ind w:left="0"/>
+      </w:pPr>
+      <w:r>
+        <w:rPr>
+          <w:rFonts w:ascii="Arial" w:cs="Arial" w:eastAsia="Arial" w:hAnsi="Arial"/>
+          <w:b/>
+          <w:bCs/>
+          <w:sz w:val="21"/>
+          <w:szCs w:val="21"/>
+        </w:rPr>
+        <w:t xml:space="preserve">4.4 Verificação de aceitação</w:t>
       </w:r>
     </w:p>
     <w:p>
@@ -2043,7 +1983,7 @@
                 <w:sz w:val="21"/>
                 <w:szCs w:val="21"/>
               </w:rPr>
-              <w:t xml:space="preserve">A sincronização do Gradle no Android Studio é concluída sem erros</w:t>
+              <w:t xml:space="preserve">O aplicativo aparece na lista de apps do dispositivo, com o ícone correto</w:t>
             </w:r>
           </w:p>
         </w:tc>
@@ -2153,7 +2093,7 @@
                 <w:sz w:val="21"/>
                 <w:szCs w:val="21"/>
               </w:rPr>
-              <w:t xml:space="preserve">O aplicativo é instalado e aberto em um dispositivo Android (ou emulador) sem travamentos</w:t>
+              <w:t xml:space="preserve">O aplicativo abre sem travar, exibindo a tela principal</w:t>
             </w:r>
           </w:p>
         </w:tc>
@@ -2613,7 +2553,7 @@
                 <w:sz w:val="21"/>
                 <w:szCs w:val="21"/>
               </w:rPr>
-              <w:t xml:space="preserve">Falha na sincronização do Gradle</w:t>
+              <w:t xml:space="preserve">adb devices não lista o dispositivo</w:t>
             </w:r>
           </w:p>
         </w:tc>
@@ -2649,7 +2589,7 @@
                 <w:sz w:val="21"/>
                 <w:szCs w:val="21"/>
               </w:rPr>
-              <w:t xml:space="preserve">Sem internet para baixar dependências, ou JDK incompatível</w:t>
+              <w:t xml:space="preserve">Depuração USB desabilitada, driver USB do fabricante ausente, ou autorização não confirmada no aparelho</w:t>
             </w:r>
           </w:p>
         </w:tc>
@@ -2685,7 +2625,7 @@
                 <w:sz w:val="21"/>
                 <w:szCs w:val="21"/>
               </w:rPr>
-              <w:t xml:space="preserve">Verificar a internet; confirmar JDK 17 em Settings → Build Tools → Gradle</w:t>
+              <w:t xml:space="preserve">Habilitar "Depuração USB"; instalar o driver USB do fabricante; verificar a tela do aparelho e autorizar a depuração</w:t>
             </w:r>
           </w:p>
         </w:tc>
@@ -2723,7 +2663,7 @@
                 <w:sz w:val="21"/>
                 <w:szCs w:val="21"/>
               </w:rPr>
-              <w:t xml:space="preserve">Dispositivo Android não aparece no Android Studio</w:t>
+              <w:t xml:space="preserve">adb install falha com "INSTALL_FAILED_..."</w:t>
             </w:r>
           </w:p>
         </w:tc>
@@ -2759,7 +2699,7 @@
                 <w:sz w:val="21"/>
                 <w:szCs w:val="21"/>
               </w:rPr>
-              <w:t xml:space="preserve">Depuração USB desabilitada, ou driver USB do fabricante ausente</w:t>
+              <w:t xml:space="preserve">Versão anterior do app instalada com assinatura diferente, ou espaço insuficiente no dispositivo</w:t>
             </w:r>
           </w:p>
         </w:tc>
@@ -2795,7 +2735,7 @@
                 <w:sz w:val="21"/>
                 <w:szCs w:val="21"/>
               </w:rPr>
-              <w:t xml:space="preserve">Habilitar "Depuração USB"; instalar o driver USB do fabricante do aparelho</w:t>
+              <w:t xml:space="preserve">Usar adb install -r (reinstala por cima); se persistir, desinstalar a versão anterior manualmente antes de reinstalar</w:t>
             </w:r>
           </w:p>
         </w:tc>
@@ -2833,7 +2773,7 @@
                 <w:sz w:val="21"/>
                 <w:szCs w:val="21"/>
               </w:rPr>
-              <w:t xml:space="preserve">Instalação do APK bloqueada no dispositivo</w:t>
+              <w:t xml:space="preserve">Instalação manual do .apk bloqueada no dispositivo</w:t>
             </w:r>
           </w:p>
         </w:tc>
@@ -2869,7 +2809,7 @@
                 <w:sz w:val="21"/>
                 <w:szCs w:val="21"/>
               </w:rPr>
-              <w:t xml:space="preserve">Instalação de "fontes desconhecidas" desabilitada</w:t>
+              <w:t xml:space="preserve">Instalação de "fontes desconhecidas" desabilitada para o gerenciador de arquivos usado</w:t>
             </w:r>
           </w:p>
         </w:tc>
@@ -2905,7 +2845,117 @@
                 <w:sz w:val="21"/>
                 <w:szCs w:val="21"/>
               </w:rPr>
-              <w:t xml:space="preserve">Habilitar fontes desconhecidas nas configurações de segurança do Android</w:t>
+              <w:t xml:space="preserve">Habilitar fontes desconhecidas nas configurações de segurança do Android, para o app usado para abrir o .apk</w:t>
+            </w:r>
+          </w:p>
+        </w:tc>
+      </w:tr>
+      <w:tr>
+        <w:tc>
+          <w:tcPr>
+            <w:tcW w:type="dxa" w:w="2400"/>
+            <w:tcBorders>
+              <w:top w:val="single" w:color="000000" w:sz="4"/>
+              <w:left w:val="single" w:color="000000" w:sz="4"/>
+              <w:bottom w:val="single" w:color="000000" w:sz="4"/>
+              <w:right w:val="single" w:color="000000" w:sz="4"/>
+            </w:tcBorders>
+            <w:tcMar>
+              <w:top w:type="dxa" w:w="60"/>
+              <w:left w:type="dxa" w:w="100"/>
+              <w:bottom w:type="dxa" w:w="60"/>
+              <w:right w:type="dxa" w:w="100"/>
+            </w:tcMar>
+            <w:vAlign w:val="center"/>
+          </w:tcPr>
+          <w:p>
+            <w:pPr>
+              <w:spacing w:line="240" w:lineRule="auto"/>
+              <w:jc w:val="left"/>
+            </w:pPr>
+            <w:r>
+              <w:rPr>
+                <w:rFonts w:ascii="Arial" w:cs="Arial" w:eastAsia="Arial" w:hAnsi="Arial"/>
+                <w:b w:val="false"/>
+                <w:bCs w:val="false"/>
+                <w:i w:val="false"/>
+                <w:iCs w:val="false"/>
+                <w:sz w:val="21"/>
+                <w:szCs w:val="21"/>
+              </w:rPr>
+              <w:t xml:space="preserve">adb não é reconhecido no terminal</w:t>
+            </w:r>
+          </w:p>
+        </w:tc>
+        <w:tc>
+          <w:tcPr>
+            <w:tcW w:type="dxa" w:w="3438"/>
+            <w:tcBorders>
+              <w:top w:val="single" w:color="000000" w:sz="4"/>
+              <w:left w:val="single" w:color="000000" w:sz="4"/>
+              <w:bottom w:val="single" w:color="000000" w:sz="4"/>
+              <w:right w:val="single" w:color="000000" w:sz="4"/>
+            </w:tcBorders>
+            <w:tcMar>
+              <w:top w:type="dxa" w:w="60"/>
+              <w:left w:type="dxa" w:w="100"/>
+              <w:bottom w:type="dxa" w:w="60"/>
+              <w:right w:type="dxa" w:w="100"/>
+            </w:tcMar>
+            <w:vAlign w:val="center"/>
+          </w:tcPr>
+          <w:p>
+            <w:pPr>
+              <w:spacing w:line="240" w:lineRule="auto"/>
+              <w:jc w:val="left"/>
+            </w:pPr>
+            <w:r>
+              <w:rPr>
+                <w:rFonts w:ascii="Arial" w:cs="Arial" w:eastAsia="Arial" w:hAnsi="Arial"/>
+                <w:b w:val="false"/>
+                <w:bCs w:val="false"/>
+                <w:i w:val="false"/>
+                <w:iCs w:val="false"/>
+                <w:sz w:val="21"/>
+                <w:szCs w:val="21"/>
+              </w:rPr>
+              <w:t xml:space="preserve">Platform Tools não extraído, ou terminal aberto fora da pasta correta</w:t>
+            </w:r>
+          </w:p>
+        </w:tc>
+        <w:tc>
+          <w:tcPr>
+            <w:tcW w:type="dxa" w:w="3800"/>
+            <w:tcBorders>
+              <w:top w:val="single" w:color="000000" w:sz="4"/>
+              <w:left w:val="single" w:color="000000" w:sz="4"/>
+              <w:bottom w:val="single" w:color="000000" w:sz="4"/>
+              <w:right w:val="single" w:color="000000" w:sz="4"/>
+            </w:tcBorders>
+            <w:tcMar>
+              <w:top w:type="dxa" w:w="60"/>
+              <w:left w:type="dxa" w:w="100"/>
+              <w:bottom w:type="dxa" w:w="60"/>
+              <w:right w:type="dxa" w:w="100"/>
+            </w:tcMar>
+            <w:vAlign w:val="center"/>
+          </w:tcPr>
+          <w:p>
+            <w:pPr>
+              <w:spacing w:line="240" w:lineRule="auto"/>
+              <w:jc w:val="left"/>
+            </w:pPr>
+            <w:r>
+              <w:rPr>
+                <w:rFonts w:ascii="Arial" w:cs="Arial" w:eastAsia="Arial" w:hAnsi="Arial"/>
+                <w:b w:val="false"/>
+                <w:bCs w:val="false"/>
+                <w:i w:val="false"/>
+                <w:iCs w:val="false"/>
+                <w:sz w:val="21"/>
+                <w:szCs w:val="21"/>
+              </w:rPr>
+              <w:t xml:space="preserve">Extrair novamente o .zip do Platform Tools (seção 4.2); abrir o terminal na mesma pasta do adb.exe, ou usar o caminho completo do executável</w:t>
             </w:r>
           </w:p>
         </w:tc>

--- a/docs/procedimento-instalacao-software-android.docx
+++ b/docs/procedimento-instalacao-software-android.docx
@@ -338,6 +338,86 @@
         <w:spacing w:after="160"/>
       </w:pPr>
     </w:p>
+    <w:tbl>
+      <w:tblPr>
+        <w:tblW w:type="dxa" w:w="9638"/>
+        <w:tblBorders>
+          <w:top w:val="single" w:color="auto" w:sz="4"/>
+          <w:left w:val="single" w:color="auto" w:sz="4"/>
+          <w:bottom w:val="single" w:color="auto" w:sz="4"/>
+          <w:right w:val="single" w:color="auto" w:sz="4"/>
+          <w:insideH w:val="single" w:color="auto" w:sz="4"/>
+          <w:insideV w:val="single" w:color="auto" w:sz="4"/>
+        </w:tblBorders>
+      </w:tblPr>
+      <w:tblGrid>
+        <w:gridCol w:w="9638"/>
+      </w:tblGrid>
+      <w:tr>
+        <w:tc>
+          <w:tcPr>
+            <w:tcW w:type="dxa" w:w="9638"/>
+            <w:tcBorders>
+              <w:top w:val="single" w:color="000000" w:sz="4"/>
+              <w:left w:val="single" w:color="000000" w:sz="4"/>
+              <w:bottom w:val="single" w:color="000000" w:sz="4"/>
+              <w:right w:val="single" w:color="000000" w:sz="4"/>
+            </w:tcBorders>
+            <w:shd w:fill="F2F2F2" w:val="clear"/>
+            <w:tcMar>
+              <w:top w:type="dxa" w:w="140"/>
+              <w:left w:type="dxa" w:w="180"/>
+              <w:bottom w:type="dxa" w:w="140"/>
+              <w:right w:type="dxa" w:w="180"/>
+            </w:tcMar>
+          </w:tcPr>
+          <w:p>
+            <w:pPr>
+              <w:spacing w:after="100" w:line="264" w:lineRule="auto"/>
+              <w:jc w:val="both"/>
+            </w:pPr>
+            <w:r>
+              <w:rPr>
+                <w:rFonts w:ascii="Arial" w:cs="Arial" w:eastAsia="Arial" w:hAnsi="Arial"/>
+                <w:b/>
+                <w:bCs/>
+                <w:sz w:val="21"/>
+                <w:szCs w:val="21"/>
+              </w:rPr>
+              <w:t xml:space="preserve">RESUMO RÁPIDO</w:t>
+            </w:r>
+          </w:p>
+          <w:p>
+            <w:pPr>
+              <w:spacing w:after="100" w:line="264" w:lineRule="auto"/>
+              <w:jc w:val="both"/>
+            </w:pPr>
+            <w:r>
+              <w:rPr>
+                <w:rFonts w:ascii="Arial" w:cs="Arial" w:eastAsia="Arial" w:hAnsi="Arial"/>
+                <w:sz w:val="21"/>
+                <w:szCs w:val="21"/>
+              </w:rPr>
+              <w:t xml:space="preserve">Conecte o celular por USB, copie o .apk do CD(3) DSE, instale com adb ou copiando o arquivo direto pro aparelho. Sem internet, sem Android Studio no computador de destino. Detalhes na seção 4.1.</w:t>
+            </w:r>
+          </w:p>
+          <w:p>
+            <w:pPr>
+              <w:spacing w:after="0" w:line="264" w:lineRule="auto"/>
+              <w:jc w:val="both"/>
+            </w:pPr>
+            <w:r>
+              <w:rPr>
+                <w:rFonts w:ascii="Arial" w:cs="Arial" w:eastAsia="Arial" w:hAnsi="Arial"/>
+                <w:sz w:val="21"/>
+                <w:szCs w:val="21"/>
+              </w:rPr>
+              <w:t xml:space="preserve">A geração do .apk (que usa internet) é trabalho de quem mantém o software, feito antes e em outro computador — ver ANEXO A.</w:t>
+            </w:r>
+          </w:p>
+        </w:tc>
+      </w:tr>
+    </w:tbl>
     <w:p>
       <w:pPr>
         <w:keepNext/>
@@ -379,7 +459,7 @@
           <w:sz w:val="21"/>
           <w:szCs w:val="21"/>
         </w:rPr>
-        <w:t xml:space="preserve">IMPORTANTE: a instalação em campo/fábrica é sempre realizada a partir de um computador com Windows (10 ou 11) e sem conexão à internet, usando o arquivo instalável (.apk) já compilado, gravado em mídia (DVD/CD) e arquivado no repositório físico da fábrica — não é feita compilação do aplicativo no local da instalação. A compilação do .apk (que exige Android Studio e internet) é uma etapa separada, descrita na seção 4.1, realizada à parte por quem mantém o software.</w:t>
+        <w:t xml:space="preserve">IMPORTANTE: em nenhum momento da instalação é permitido ou necessário usar internet no computador de destino — a instalação em campo/fábrica é sempre realizada a partir de um computador com Windows (10 ou 11), usando o arquivo instalável (.apk) já compilado, gravado no CD(3) DSE e arquivado no repositório físico da fábrica. Não é feita compilação do aplicativo no local da instalação. A compilação do .apk (que exige Android Studio e internet) é atividade separada, de quem mantém o software, feita antes e em outro computador — ver o ANEXO A no fim deste documento, que não faz parte da sequência de instalação.</w:t>
       </w:r>
     </w:p>
     <w:p>
@@ -814,7 +894,7 @@
                 <w:sz w:val="21"/>
                 <w:szCs w:val="21"/>
               </w:rPr>
-              <w:t xml:space="preserve">Mídia (DVD ou CD) de instalação, arquivada no repositório físico da fábrica, contendo o arquivo .apk já compilado</w:t>
+              <w:t xml:space="preserve">CD(3) DSE — Executável: o arquivo .apk já compilado, e o Android Platform Tools (adb.exe), gravados juntos na mesma mídia</w:t>
             </w:r>
           </w:p>
         </w:tc>
@@ -886,7 +966,7 @@
                 <w:sz w:val="21"/>
                 <w:szCs w:val="21"/>
               </w:rPr>
-              <w:t xml:space="preserve">—</w:t>
+              <w:t xml:space="preserve">DSE</w:t>
             </w:r>
           </w:p>
         </w:tc>
@@ -1106,152 +1186,6 @@
                 <w:sz w:val="21"/>
                 <w:szCs w:val="21"/>
               </w:rPr>
-              <w:t xml:space="preserve">Android Platform Tools (adb.exe), instalado localmente no computador — não exige internet para uso, apenas para o download inicial (feito à parte, ver seção 4.2)</w:t>
-            </w:r>
-          </w:p>
-        </w:tc>
-        <w:tc>
-          <w:tcPr>
-            <w:tcW w:type="dxa" w:w="1200"/>
-            <w:tcBorders>
-              <w:top w:val="single" w:color="000000" w:sz="4"/>
-              <w:left w:val="single" w:color="000000" w:sz="4"/>
-              <w:bottom w:val="single" w:color="000000" w:sz="4"/>
-              <w:right w:val="single" w:color="000000" w:sz="4"/>
-            </w:tcBorders>
-            <w:tcMar>
-              <w:top w:type="dxa" w:w="60"/>
-              <w:left w:type="dxa" w:w="100"/>
-              <w:bottom w:type="dxa" w:w="60"/>
-              <w:right w:type="dxa" w:w="100"/>
-            </w:tcMar>
-            <w:vAlign w:val="center"/>
-          </w:tcPr>
-          <w:p>
-            <w:pPr>
-              <w:spacing w:line="240" w:lineRule="auto"/>
-              <w:jc w:val="left"/>
-            </w:pPr>
-            <w:r>
-              <w:rPr>
-                <w:rFonts w:ascii="Arial" w:cs="Arial" w:eastAsia="Arial" w:hAnsi="Arial"/>
-                <w:b w:val="false"/>
-                <w:bCs w:val="false"/>
-                <w:i w:val="false"/>
-                <w:iCs w:val="false"/>
-                <w:sz w:val="21"/>
-                <w:szCs w:val="21"/>
-              </w:rPr>
-              <w:t xml:space="preserve">1</w:t>
-            </w:r>
-          </w:p>
-        </w:tc>
-        <w:tc>
-          <w:tcPr>
-            <w:tcW w:type="dxa" w:w="2000"/>
-            <w:tcBorders>
-              <w:top w:val="single" w:color="000000" w:sz="4"/>
-              <w:left w:val="single" w:color="000000" w:sz="4"/>
-              <w:bottom w:val="single" w:color="000000" w:sz="4"/>
-              <w:right w:val="single" w:color="000000" w:sz="4"/>
-            </w:tcBorders>
-            <w:tcMar>
-              <w:top w:type="dxa" w:w="60"/>
-              <w:left w:type="dxa" w:w="100"/>
-              <w:bottom w:type="dxa" w:w="60"/>
-              <w:right w:type="dxa" w:w="100"/>
-            </w:tcMar>
-            <w:vAlign w:val="center"/>
-          </w:tcPr>
-          <w:p>
-            <w:pPr>
-              <w:spacing w:line="240" w:lineRule="auto"/>
-              <w:jc w:val="left"/>
-            </w:pPr>
-            <w:r>
-              <w:rPr>
-                <w:rFonts w:ascii="Arial" w:cs="Arial" w:eastAsia="Arial" w:hAnsi="Arial"/>
-                <w:b w:val="false"/>
-                <w:bCs w:val="false"/>
-                <w:i w:val="false"/>
-                <w:iCs w:val="false"/>
-                <w:sz w:val="21"/>
-                <w:szCs w:val="21"/>
-              </w:rPr>
-              <w:t xml:space="preserve">—</w:t>
-            </w:r>
-          </w:p>
-        </w:tc>
-      </w:tr>
-      <w:tr>
-        <w:tc>
-          <w:tcPr>
-            <w:tcW w:type="dxa" w:w="700"/>
-            <w:tcBorders>
-              <w:top w:val="single" w:color="000000" w:sz="4"/>
-              <w:left w:val="single" w:color="000000" w:sz="4"/>
-              <w:bottom w:val="single" w:color="000000" w:sz="4"/>
-              <w:right w:val="single" w:color="000000" w:sz="4"/>
-            </w:tcBorders>
-            <w:tcMar>
-              <w:top w:type="dxa" w:w="60"/>
-              <w:left w:type="dxa" w:w="100"/>
-              <w:bottom w:type="dxa" w:w="60"/>
-              <w:right w:type="dxa" w:w="100"/>
-            </w:tcMar>
-            <w:vAlign w:val="center"/>
-          </w:tcPr>
-          <w:p>
-            <w:pPr>
-              <w:spacing w:line="240" w:lineRule="auto"/>
-              <w:jc w:val="left"/>
-            </w:pPr>
-            <w:r>
-              <w:rPr>
-                <w:rFonts w:ascii="Arial" w:cs="Arial" w:eastAsia="Arial" w:hAnsi="Arial"/>
-                <w:b w:val="false"/>
-                <w:bCs w:val="false"/>
-                <w:i w:val="false"/>
-                <w:iCs w:val="false"/>
-                <w:sz w:val="21"/>
-                <w:szCs w:val="21"/>
-              </w:rPr>
-              <w:t xml:space="preserve">5</w:t>
-            </w:r>
-          </w:p>
-        </w:tc>
-        <w:tc>
-          <w:tcPr>
-            <w:tcW w:type="dxa" w:w="5738"/>
-            <w:tcBorders>
-              <w:top w:val="single" w:color="000000" w:sz="4"/>
-              <w:left w:val="single" w:color="000000" w:sz="4"/>
-              <w:bottom w:val="single" w:color="000000" w:sz="4"/>
-              <w:right w:val="single" w:color="000000" w:sz="4"/>
-            </w:tcBorders>
-            <w:tcMar>
-              <w:top w:type="dxa" w:w="60"/>
-              <w:left w:type="dxa" w:w="100"/>
-              <w:bottom w:type="dxa" w:w="60"/>
-              <w:right w:type="dxa" w:w="100"/>
-            </w:tcMar>
-            <w:vAlign w:val="center"/>
-          </w:tcPr>
-          <w:p>
-            <w:pPr>
-              <w:spacing w:line="240" w:lineRule="auto"/>
-              <w:jc w:val="left"/>
-            </w:pPr>
-            <w:r>
-              <w:rPr>
-                <w:rFonts w:ascii="Arial" w:cs="Arial" w:eastAsia="Arial" w:hAnsi="Arial"/>
-                <w:b w:val="false"/>
-                <w:bCs w:val="false"/>
-                <w:i w:val="false"/>
-                <w:iCs w:val="false"/>
-                <w:sz w:val="21"/>
-                <w:szCs w:val="21"/>
-              </w:rPr>
               <w:t xml:space="preserve">Dispositivo Android de destino, com "Depuração USB" habilitada em Opções do desenvolvedor</w:t>
             </w:r>
           </w:p>
@@ -1330,6 +1264,20 @@
         </w:tc>
       </w:tr>
     </w:tbl>
+    <w:p>
+      <w:pPr>
+        <w:spacing w:after="160" w:before="120" w:line="264" w:lineRule="auto"/>
+        <w:jc w:val="both"/>
+      </w:pPr>
+      <w:r>
+        <w:rPr>
+          <w:rFonts w:ascii="Arial" w:cs="Arial" w:eastAsia="Arial" w:hAnsi="Arial"/>
+          <w:sz w:val="21"/>
+          <w:szCs w:val="21"/>
+        </w:rPr>
+        <w:t xml:space="preserve">O CD(3) DSE deve trazer o Android Platform Tools (pasta com adb.exe) junto com o .apk, para que o computador de instalação nunca precise baixar nada — ver a observação na seção 4.1.</w:t>
+      </w:r>
+    </w:p>
     <w:p>
       <w:pPr>
         <w:keepNext/>
@@ -1358,7 +1306,7 @@
           <w:sz w:val="21"/>
           <w:szCs w:val="21"/>
         </w:rPr>
-        <w:t xml:space="preserve">a) confirmar que o computador de destino atende ao item 1 da Tabela 1 (Windows 10/11, 64 bits) e tem o Android Platform Tools instalado (item 4);</w:t>
+        <w:t xml:space="preserve">a) confirmar que o computador de destino atende ao item 1 da Tabela 1 (Windows 10/11, 64 bits);</w:t>
       </w:r>
     </w:p>
     <w:p>
@@ -1373,7 +1321,7 @@
           <w:sz w:val="21"/>
           <w:szCs w:val="21"/>
         </w:rPr>
-        <w:t xml:space="preserve">b) retirar a mídia (DVD/CD) com o .apk do repositório físico da fábrica;</w:t>
+        <w:t xml:space="preserve">b) retirar o CD(3) DSE do repositório físico da fábrica e copiar seu conteúdo (.apk + pasta do Platform Tools) para uma pasta do computador de destino;</w:t>
       </w:r>
     </w:p>
     <w:p>
@@ -1388,7 +1336,7 @@
           <w:sz w:val="21"/>
           <w:szCs w:val="21"/>
         </w:rPr>
-        <w:t xml:space="preserve">c) copiar o arquivo .apk da mídia para uma pasta do computador de destino;</w:t>
+        <w:t xml:space="preserve">c) no dispositivo Android, habilitar "Depuração USB" em Configurações → Opções do desenvolvedor (se a opção não aparecer, tocar repetidamente em "Número da versão" em Configurações → Sobre o telefone até habilitar o menu de desenvolvedor);</w:t>
       </w:r>
     </w:p>
     <w:p>
@@ -1403,22 +1351,7 @@
           <w:sz w:val="21"/>
           <w:szCs w:val="21"/>
         </w:rPr>
-        <w:t xml:space="preserve">d) no dispositivo Android, habilitar "Depuração USB" em Configurações → Opções do desenvolvedor (se a opção não aparecer, tocar repetidamente em "Número da versão" em Configurações → Sobre o telefone até habilitar o menu de desenvolvedor);</w:t>
-      </w:r>
-    </w:p>
-    <w:p>
-      <w:pPr>
-        <w:spacing w:after="100" w:line="264" w:lineRule="auto"/>
-        <w:ind w:left="500"/>
-        <w:jc w:val="both"/>
-      </w:pPr>
-      <w:r>
-        <w:rPr>
-          <w:rFonts w:ascii="Arial" w:cs="Arial" w:eastAsia="Arial" w:hAnsi="Arial"/>
-          <w:sz w:val="21"/>
-          <w:szCs w:val="21"/>
-        </w:rPr>
-        <w:t xml:space="preserve">e) conectar o dispositivo Android ao computador pelo cabo USB e autorizar a depuração, se solicitado na tela do aparelho.</w:t>
+        <w:t xml:space="preserve">d) conectar o dispositivo Android ao computador pelo cabo USB e autorizar a depuração, se solicitado na tela do aparelho.</w:t>
       </w:r>
     </w:p>
     <w:p>
@@ -1451,7 +1384,7 @@
           <w:sz w:val="21"/>
           <w:szCs w:val="21"/>
         </w:rPr>
-        <w:t xml:space="preserve">4.1 Compilação do .apk (feita à parte, com internet — não é a instalação em si)</w:t>
+        <w:t xml:space="preserve">4.1 Instalação do .apk no dispositivo</w:t>
       </w:r>
     </w:p>
     <w:p>
@@ -1465,14 +1398,96 @@
           <w:sz w:val="21"/>
           <w:szCs w:val="21"/>
         </w:rPr>
-        <w:t xml:space="preserve">Esta etapa NÃO é executada no computador de destino em campo/fábrica. É feita uma única vez, por quem mantém o software, num computador de desenvolvimento com internet.</w:t>
+        <w:t xml:space="preserve">Com o dispositivo conectado e reconhecido (seção 3, item d), duas formas equivalentes, nenhuma delas exigindo internet:</w:t>
       </w:r>
     </w:p>
     <w:p>
       <w:pPr>
         <w:spacing w:after="100" w:line="264" w:lineRule="auto"/>
-        <w:ind w:left="500" w:hanging="300"/>
+        <w:ind w:left="500"/>
         <w:jc w:val="both"/>
+      </w:pPr>
+      <w:r>
+        <w:rPr>
+          <w:rFonts w:ascii="Arial" w:cs="Arial" w:eastAsia="Arial" w:hAnsi="Arial"/>
+          <w:sz w:val="21"/>
+          <w:szCs w:val="21"/>
+        </w:rPr>
+        <w:t xml:space="preserve">a) via adb (recomendado, mais confiável) — abrir um terminal na pasta do Platform Tools (copiada do CD(3) DSE) e executar:</w:t>
+      </w:r>
+    </w:p>
+    <w:p>
+      <w:pPr>
+        <w:spacing w:after="200" w:before="100" w:line="240" w:lineRule="auto"/>
+        <w:ind w:left="300"/>
+      </w:pPr>
+      <w:r>
+        <w:rPr>
+          <w:rFonts w:ascii="Courier New" w:cs="Courier New" w:eastAsia="Courier New" w:hAnsi="Courier New"/>
+          <w:sz w:val="18"/>
+          <w:szCs w:val="18"/>
+        </w:rPr>
+        <w:t xml:space="preserve">adb devices</w:t>
+      </w:r>
+      <w:r>
+        <w:br/>
+        <w:t xml:space="preserve"/>
+      </w:r>
+      <w:r>
+        <w:rPr>
+          <w:rFonts w:ascii="Courier New" w:cs="Courier New" w:eastAsia="Courier New" w:hAnsi="Courier New"/>
+          <w:sz w:val="18"/>
+          <w:szCs w:val="18"/>
+        </w:rPr>
+        <w:t xml:space="preserve">REM confirma que o dispositivo aparece na lista antes de instalar</w:t>
+      </w:r>
+      <w:r>
+        <w:br/>
+        <w:t xml:space="preserve"/>
+      </w:r>
+      <w:r>
+        <w:rPr>
+          <w:rFonts w:ascii="Courier New" w:cs="Courier New" w:eastAsia="Courier New" w:hAnsi="Courier New"/>
+          <w:sz w:val="18"/>
+          <w:szCs w:val="18"/>
+        </w:rPr>
+        <w:t xml:space="preserve">adb install -r "C:\caminho\para\app.apk"</w:t>
+      </w:r>
+    </w:p>
+    <w:p>
+      <w:pPr>
+        <w:spacing w:after="100" w:line="264" w:lineRule="auto"/>
+        <w:ind w:left="500"/>
+        <w:jc w:val="both"/>
+      </w:pPr>
+      <w:r>
+        <w:rPr>
+          <w:rFonts w:ascii="Arial" w:cs="Arial" w:eastAsia="Arial" w:hAnsi="Arial"/>
+          <w:sz w:val="21"/>
+          <w:szCs w:val="21"/>
+        </w:rPr>
+        <w:t xml:space="preserve">b) cópia manual do arquivo — copiar o .apk para o armazenamento do dispositivo (via cabo USB, no modo "Transferência de arquivos"), depois, no gerenciador de arquivos do próprio Android, tocar no .apk e confirmar a instalação (habilitando "instalar apps de fontes desconhecidas" para o gerenciador de arquivos usado, se solicitado).</w:t>
+      </w:r>
+    </w:p>
+    <w:p>
+      <w:pPr>
+        <w:spacing w:after="160" w:before="0" w:line="264" w:lineRule="auto"/>
+        <w:jc w:val="both"/>
+      </w:pPr>
+      <w:r>
+        <w:rPr>
+          <w:rFonts w:ascii="Arial" w:cs="Arial" w:eastAsia="Arial" w:hAnsi="Arial"/>
+          <w:sz w:val="21"/>
+          <w:szCs w:val="21"/>
+        </w:rPr>
+        <w:t xml:space="preserve">Se o CD(3) DSE ainda não tiver a pasta do Platform Tools (mídia antiga, preparada antes desta revisão), usar a opção (b) — ela não depende de adb.exe. Solicitar mídia atualizada para poder usar a opção (a) nas próximas instalações.</w:t>
+      </w:r>
+    </w:p>
+    <w:p>
+      <w:pPr>
+        <w:keepNext/>
+        <w:spacing w:after="120" w:before="200"/>
+        <w:ind w:left="0"/>
       </w:pPr>
       <w:r>
         <w:rPr>
@@ -1482,287 +1497,7 @@
           <w:sz w:val="21"/>
           <w:szCs w:val="21"/>
         </w:rPr>
-        <w:t xml:space="preserve">1. </w:t>
-      </w:r>
-      <w:r>
-        <w:rPr>
-          <w:rFonts w:ascii="Arial" w:cs="Arial" w:eastAsia="Arial" w:hAnsi="Arial"/>
-          <w:sz w:val="21"/>
-          <w:szCs w:val="21"/>
-        </w:rPr>
-        <w:t xml:space="preserve">Instalar o Android Studio (versão Koala ou mais recente) e confirmar o JDK 17.</w:t>
-      </w:r>
-    </w:p>
-    <w:p>
-      <w:pPr>
-        <w:spacing w:after="100" w:line="264" w:lineRule="auto"/>
-        <w:ind w:left="500" w:hanging="300"/>
-        <w:jc w:val="both"/>
-      </w:pPr>
-      <w:r>
-        <w:rPr>
-          <w:rFonts w:ascii="Arial" w:cs="Arial" w:eastAsia="Arial" w:hAnsi="Arial"/>
-          <w:b/>
-          <w:bCs/>
-          <w:sz w:val="21"/>
-          <w:szCs w:val="21"/>
-        </w:rPr>
-        <w:t xml:space="preserve">2. </w:t>
-      </w:r>
-      <w:r>
-        <w:rPr>
-          <w:rFonts w:ascii="Arial" w:cs="Arial" w:eastAsia="Arial" w:hAnsi="Arial"/>
-          <w:sz w:val="21"/>
-          <w:szCs w:val="21"/>
-        </w:rPr>
-        <w:t xml:space="preserve">Abrir a pasta android-app/ do repositório do projeto e aguardar a sincronização do Gradle (download das dependências AndroidX, Compose e Room, e do SDK 34).</w:t>
-      </w:r>
-    </w:p>
-    <w:p>
-      <w:pPr>
-        <w:spacing w:after="100" w:line="264" w:lineRule="auto"/>
-        <w:ind w:left="500" w:hanging="300"/>
-        <w:jc w:val="both"/>
-      </w:pPr>
-      <w:r>
-        <w:rPr>
-          <w:rFonts w:ascii="Arial" w:cs="Arial" w:eastAsia="Arial" w:hAnsi="Arial"/>
-          <w:b/>
-          <w:bCs/>
-          <w:sz w:val="21"/>
-          <w:szCs w:val="21"/>
-        </w:rPr>
-        <w:t xml:space="preserve">3. </w:t>
-      </w:r>
-      <w:r>
-        <w:rPr>
-          <w:rFonts w:ascii="Arial" w:cs="Arial" w:eastAsia="Arial" w:hAnsi="Arial"/>
-          <w:sz w:val="21"/>
-          <w:szCs w:val="21"/>
-        </w:rPr>
-        <w:t xml:space="preserve">Gerar o .apk: menu Build → Generate App Bundles or APKs → Generate APKs. O arquivo é gerado em android-app/app/build/outputs/apk/.</w:t>
-      </w:r>
-    </w:p>
-    <w:p>
-      <w:pPr>
-        <w:spacing w:after="100" w:line="264" w:lineRule="auto"/>
-        <w:ind w:left="500" w:hanging="300"/>
-        <w:jc w:val="both"/>
-      </w:pPr>
-      <w:r>
-        <w:rPr>
-          <w:rFonts w:ascii="Arial" w:cs="Arial" w:eastAsia="Arial" w:hAnsi="Arial"/>
-          <w:b/>
-          <w:bCs/>
-          <w:sz w:val="21"/>
-          <w:szCs w:val="21"/>
-        </w:rPr>
-        <w:t xml:space="preserve">4. </w:t>
-      </w:r>
-      <w:r>
-        <w:rPr>
-          <w:rFonts w:ascii="Arial" w:cs="Arial" w:eastAsia="Arial" w:hAnsi="Arial"/>
-          <w:sz w:val="21"/>
-          <w:szCs w:val="21"/>
-        </w:rPr>
-        <w:t xml:space="preserve">Gravar o .apk no DVD/CD e arquivar no repositório físico da fábrica, identificado com a versão do aplicativo e a data de compilação.</w:t>
-      </w:r>
-    </w:p>
-    <w:p>
-      <w:pPr>
-        <w:keepNext/>
-        <w:spacing w:after="120" w:before="200"/>
-        <w:ind w:left="0"/>
-      </w:pPr>
-      <w:r>
-        <w:rPr>
-          <w:rFonts w:ascii="Arial" w:cs="Arial" w:eastAsia="Arial" w:hAnsi="Arial"/>
-          <w:b/>
-          <w:bCs/>
-          <w:sz w:val="21"/>
-          <w:szCs w:val="21"/>
-        </w:rPr>
-        <w:t xml:space="preserve">4.2 Preparação do Android Platform Tools (feita à parte, com internet — uma única vez por computador)</w:t>
-      </w:r>
-    </w:p>
-    <w:p>
-      <w:pPr>
-        <w:spacing w:after="160" w:before="0" w:line="264" w:lineRule="auto"/>
-        <w:jc w:val="both"/>
-      </w:pPr>
-      <w:r>
-        <w:rPr>
-          <w:rFonts w:ascii="Arial" w:cs="Arial" w:eastAsia="Arial" w:hAnsi="Arial"/>
-          <w:sz w:val="21"/>
-          <w:szCs w:val="21"/>
-        </w:rPr>
-        <w:t xml:space="preserve">O adb.exe (Android Debug Bridge) é usado para instalar o .apk sem precisar do Android Studio completo nem de internet no computador de destino. Baixar uma única vez, previamente, em qualquer computador com internet:</w:t>
-      </w:r>
-    </w:p>
-    <w:p>
-      <w:pPr>
-        <w:spacing w:after="100" w:line="264" w:lineRule="auto"/>
-        <w:ind w:left="500" w:hanging="300"/>
-        <w:jc w:val="both"/>
-      </w:pPr>
-      <w:r>
-        <w:rPr>
-          <w:rFonts w:ascii="Arial" w:cs="Arial" w:eastAsia="Arial" w:hAnsi="Arial"/>
-          <w:b/>
-          <w:bCs/>
-          <w:sz w:val="21"/>
-          <w:szCs w:val="21"/>
-        </w:rPr>
-        <w:t xml:space="preserve">1. </w:t>
-      </w:r>
-      <w:r>
-        <w:rPr>
-          <w:rFonts w:ascii="Arial" w:cs="Arial" w:eastAsia="Arial" w:hAnsi="Arial"/>
-          <w:sz w:val="21"/>
-          <w:szCs w:val="21"/>
-        </w:rPr>
-        <w:t xml:space="preserve">Baixar o "SDK Platform-Tools for Windows" em https://developer.android.com/tools/releases/platform-tools (arquivo .zip).</w:t>
-      </w:r>
-    </w:p>
-    <w:p>
-      <w:pPr>
-        <w:spacing w:after="100" w:line="264" w:lineRule="auto"/>
-        <w:ind w:left="500" w:hanging="300"/>
-        <w:jc w:val="both"/>
-      </w:pPr>
-      <w:r>
-        <w:rPr>
-          <w:rFonts w:ascii="Arial" w:cs="Arial" w:eastAsia="Arial" w:hAnsi="Arial"/>
-          <w:b/>
-          <w:bCs/>
-          <w:sz w:val="21"/>
-          <w:szCs w:val="21"/>
-        </w:rPr>
-        <w:t xml:space="preserve">2. </w:t>
-      </w:r>
-      <w:r>
-        <w:rPr>
-          <w:rFonts w:ascii="Arial" w:cs="Arial" w:eastAsia="Arial" w:hAnsi="Arial"/>
-          <w:sz w:val="21"/>
-          <w:szCs w:val="21"/>
-        </w:rPr>
-        <w:t xml:space="preserve">Extrair o conteúdo para uma pasta fixa no computador de destino (ex.: C:\platform-tools). Depois de extraído, o adb.exe funciona sem internet.</w:t>
-      </w:r>
-    </w:p>
-    <w:p>
-      <w:pPr>
-        <w:keepNext/>
-        <w:spacing w:after="120" w:before="200"/>
-        <w:ind w:left="0"/>
-      </w:pPr>
-      <w:r>
-        <w:rPr>
-          <w:rFonts w:ascii="Arial" w:cs="Arial" w:eastAsia="Arial" w:hAnsi="Arial"/>
-          <w:b/>
-          <w:bCs/>
-          <w:sz w:val="21"/>
-          <w:szCs w:val="21"/>
-        </w:rPr>
-        <w:t xml:space="preserve">4.3 Instalação do .apk no dispositivo</w:t>
-      </w:r>
-    </w:p>
-    <w:p>
-      <w:pPr>
-        <w:spacing w:after="160" w:before="0" w:line="264" w:lineRule="auto"/>
-        <w:jc w:val="both"/>
-      </w:pPr>
-      <w:r>
-        <w:rPr>
-          <w:rFonts w:ascii="Arial" w:cs="Arial" w:eastAsia="Arial" w:hAnsi="Arial"/>
-          <w:sz w:val="21"/>
-          <w:szCs w:val="21"/>
-        </w:rPr>
-        <w:t xml:space="preserve">Com o dispositivo conectado e reconhecido (seção 3, item e), duas formas equivalentes:</w:t>
-      </w:r>
-    </w:p>
-    <w:p>
-      <w:pPr>
-        <w:spacing w:after="100" w:line="264" w:lineRule="auto"/>
-        <w:ind w:left="500"/>
-        <w:jc w:val="both"/>
-      </w:pPr>
-      <w:r>
-        <w:rPr>
-          <w:rFonts w:ascii="Arial" w:cs="Arial" w:eastAsia="Arial" w:hAnsi="Arial"/>
-          <w:sz w:val="21"/>
-          <w:szCs w:val="21"/>
-        </w:rPr>
-        <w:t xml:space="preserve">a) via adb (recomendado, mais confiável) — abrir um terminal na pasta do platform-tools e executar:</w:t>
-      </w:r>
-    </w:p>
-    <w:p>
-      <w:pPr>
-        <w:spacing w:after="200" w:before="100" w:line="240" w:lineRule="auto"/>
-        <w:ind w:left="300"/>
-      </w:pPr>
-      <w:r>
-        <w:rPr>
-          <w:rFonts w:ascii="Courier New" w:cs="Courier New" w:eastAsia="Courier New" w:hAnsi="Courier New"/>
-          <w:sz w:val="18"/>
-          <w:szCs w:val="18"/>
-        </w:rPr>
-        <w:t xml:space="preserve">adb devices</w:t>
-      </w:r>
-      <w:r>
-        <w:br/>
-        <w:t xml:space="preserve"/>
-      </w:r>
-      <w:r>
-        <w:rPr>
-          <w:rFonts w:ascii="Courier New" w:cs="Courier New" w:eastAsia="Courier New" w:hAnsi="Courier New"/>
-          <w:sz w:val="18"/>
-          <w:szCs w:val="18"/>
-        </w:rPr>
-        <w:t xml:space="preserve">REM confirma que o dispositivo aparece na lista antes de instalar</w:t>
-      </w:r>
-      <w:r>
-        <w:br/>
-        <w:t xml:space="preserve"/>
-      </w:r>
-      <w:r>
-        <w:rPr>
-          <w:rFonts w:ascii="Courier New" w:cs="Courier New" w:eastAsia="Courier New" w:hAnsi="Courier New"/>
-          <w:sz w:val="18"/>
-          <w:szCs w:val="18"/>
-        </w:rPr>
-        <w:t xml:space="preserve">adb install -r "C:\caminho\para\app.apk"</w:t>
-      </w:r>
-    </w:p>
-    <w:p>
-      <w:pPr>
-        <w:spacing w:after="100" w:line="264" w:lineRule="auto"/>
-        <w:ind w:left="500"/>
-        <w:jc w:val="both"/>
-      </w:pPr>
-      <w:r>
-        <w:rPr>
-          <w:rFonts w:ascii="Arial" w:cs="Arial" w:eastAsia="Arial" w:hAnsi="Arial"/>
-          <w:sz w:val="21"/>
-          <w:szCs w:val="21"/>
-        </w:rPr>
-        <w:t xml:space="preserve">b) cópia manual do arquivo — copiar o .apk para o armazenamento do dispositivo (via cabo USB, no modo "Transferência de arquivos"), depois, no gerenciador de arquivos do próprio Android, tocar no .apk e confirmar a instalação (habilitando "instalar apps de fontes desconhecidas" para o gerenciador de arquivos usado, se solicitado).</w:t>
-      </w:r>
-    </w:p>
-    <w:p>
-      <w:pPr>
-        <w:keepNext/>
-        <w:spacing w:after="120" w:before="200"/>
-        <w:ind w:left="0"/>
-      </w:pPr>
-      <w:r>
-        <w:rPr>
-          <w:rFonts w:ascii="Arial" w:cs="Arial" w:eastAsia="Arial" w:hAnsi="Arial"/>
-          <w:b/>
-          <w:bCs/>
-          <w:sz w:val="21"/>
-          <w:szCs w:val="21"/>
-        </w:rPr>
-        <w:t xml:space="preserve">4.4 Verificação de aceitação</w:t>
+        <w:t xml:space="preserve">4.2 Verificação de aceitação</w:t>
       </w:r>
     </w:p>
     <w:p>
@@ -2919,7 +2654,7 @@
                 <w:sz w:val="21"/>
                 <w:szCs w:val="21"/>
               </w:rPr>
-              <w:t xml:space="preserve">Platform Tools não extraído, ou terminal aberto fora da pasta correta</w:t>
+              <w:t xml:space="preserve">Terminal aberto fora da pasta do Platform Tools copiada do CD(3) DSE</w:t>
             </w:r>
           </w:p>
         </w:tc>
@@ -2955,12 +2690,258 @@
                 <w:sz w:val="21"/>
                 <w:szCs w:val="21"/>
               </w:rPr>
-              <w:t xml:space="preserve">Extrair novamente o .zip do Platform Tools (seção 4.2); abrir o terminal na mesma pasta do adb.exe, ou usar o caminho completo do executável</w:t>
+              <w:t xml:space="preserve">Abrir o terminal na mesma pasta do adb.exe, ou usar o caminho completo do executável; se a pasta não existir na mídia, usar a instalação manual (seção 4.1, item b) e solicitar mídia atualizada</w:t>
             </w:r>
           </w:p>
         </w:tc>
       </w:tr>
     </w:tbl>
+    <w:p>
+      <w:pPr>
+        <w:keepNext/>
+        <w:spacing w:after="160" w:before="320"/>
+      </w:pPr>
+      <w:r>
+        <w:rPr>
+          <w:rFonts w:ascii="Arial" w:cs="Arial" w:eastAsia="Arial" w:hAnsi="Arial"/>
+          <w:b/>
+          <w:bCs/>
+          <w:sz w:val="22"/>
+          <w:szCs w:val="22"/>
+        </w:rPr>
+        <w:t xml:space="preserve">ANEXO A — PREPARAÇÃO DA MÍDIA CD(3) DSE</w:t>
+      </w:r>
+    </w:p>
+    <w:tbl>
+      <w:tblPr>
+        <w:tblW w:type="dxa" w:w="9638"/>
+        <w:tblBorders>
+          <w:top w:val="single" w:color="auto" w:sz="4"/>
+          <w:left w:val="single" w:color="auto" w:sz="4"/>
+          <w:bottom w:val="single" w:color="auto" w:sz="4"/>
+          <w:right w:val="single" w:color="auto" w:sz="4"/>
+          <w:insideH w:val="single" w:color="auto" w:sz="4"/>
+          <w:insideV w:val="single" w:color="auto" w:sz="4"/>
+        </w:tblBorders>
+      </w:tblPr>
+      <w:tblGrid>
+        <w:gridCol w:w="9638"/>
+      </w:tblGrid>
+      <w:tr>
+        <w:tc>
+          <w:tcPr>
+            <w:tcW w:type="dxa" w:w="9638"/>
+            <w:tcBorders>
+              <w:top w:val="single" w:color="000000" w:sz="4"/>
+              <w:left w:val="single" w:color="000000" w:sz="4"/>
+              <w:bottom w:val="single" w:color="000000" w:sz="4"/>
+              <w:right w:val="single" w:color="000000" w:sz="4"/>
+            </w:tcBorders>
+            <w:shd w:fill="F2F2F2" w:val="clear"/>
+            <w:tcMar>
+              <w:top w:type="dxa" w:w="140"/>
+              <w:left w:type="dxa" w:w="180"/>
+              <w:bottom w:type="dxa" w:w="140"/>
+              <w:right w:type="dxa" w:w="180"/>
+            </w:tcMar>
+          </w:tcPr>
+          <w:p>
+            <w:pPr>
+              <w:spacing w:after="100" w:line="264" w:lineRule="auto"/>
+              <w:jc w:val="both"/>
+            </w:pPr>
+            <w:r>
+              <w:rPr>
+                <w:rFonts w:ascii="Arial" w:cs="Arial" w:eastAsia="Arial" w:hAnsi="Arial"/>
+                <w:b/>
+                <w:bCs/>
+                <w:sz w:val="21"/>
+                <w:szCs w:val="21"/>
+              </w:rPr>
+              <w:t xml:space="preserve">Este anexo NÃO é um passo da instalação.</w:t>
+            </w:r>
+          </w:p>
+          <w:p>
+            <w:pPr>
+              <w:spacing w:after="0" w:line="264" w:lineRule="auto"/>
+              <w:jc w:val="both"/>
+            </w:pPr>
+            <w:r>
+              <w:rPr>
+                <w:rFonts w:ascii="Arial" w:cs="Arial" w:eastAsia="Arial" w:hAnsi="Arial"/>
+                <w:sz w:val="21"/>
+                <w:szCs w:val="21"/>
+              </w:rPr>
+              <w:t xml:space="preserve">É trabalho de quem mantém o software, feito uma única vez por versão, num computador de desenvolvimento com internet — nunca no computador de destino da instalação (campo/fábrica).</w:t>
+            </w:r>
+          </w:p>
+        </w:tc>
+      </w:tr>
+    </w:tbl>
+    <w:p>
+      <w:pPr>
+        <w:spacing w:after="100" w:line="264" w:lineRule="auto"/>
+        <w:ind w:left="500" w:hanging="300"/>
+        <w:jc w:val="both"/>
+      </w:pPr>
+      <w:r>
+        <w:rPr>
+          <w:rFonts w:ascii="Arial" w:cs="Arial" w:eastAsia="Arial" w:hAnsi="Arial"/>
+          <w:b/>
+          <w:bCs/>
+          <w:sz w:val="21"/>
+          <w:szCs w:val="21"/>
+        </w:rPr>
+        <w:t xml:space="preserve">1. </w:t>
+      </w:r>
+      <w:r>
+        <w:rPr>
+          <w:rFonts w:ascii="Arial" w:cs="Arial" w:eastAsia="Arial" w:hAnsi="Arial"/>
+          <w:sz w:val="21"/>
+          <w:szCs w:val="21"/>
+        </w:rPr>
+        <w:t xml:space="preserve">Instalar o Android Studio (versão Koala ou mais recente) e confirmar o JDK 17.</w:t>
+      </w:r>
+    </w:p>
+    <w:p>
+      <w:pPr>
+        <w:spacing w:after="100" w:line="264" w:lineRule="auto"/>
+        <w:ind w:left="500" w:hanging="300"/>
+        <w:jc w:val="both"/>
+      </w:pPr>
+      <w:r>
+        <w:rPr>
+          <w:rFonts w:ascii="Arial" w:cs="Arial" w:eastAsia="Arial" w:hAnsi="Arial"/>
+          <w:b/>
+          <w:bCs/>
+          <w:sz w:val="21"/>
+          <w:szCs w:val="21"/>
+        </w:rPr>
+        <w:t xml:space="preserve">2. </w:t>
+      </w:r>
+      <w:r>
+        <w:rPr>
+          <w:rFonts w:ascii="Arial" w:cs="Arial" w:eastAsia="Arial" w:hAnsi="Arial"/>
+          <w:sz w:val="21"/>
+          <w:szCs w:val="21"/>
+        </w:rPr>
+        <w:t xml:space="preserve">Abrir a pasta android-app/ do repositório do projeto e aguardar a sincronização do Gradle (download das dependências AndroidX, Compose e Room, e do SDK 34).</w:t>
+      </w:r>
+    </w:p>
+    <w:p>
+      <w:pPr>
+        <w:spacing w:after="100" w:line="264" w:lineRule="auto"/>
+        <w:ind w:left="500" w:hanging="300"/>
+        <w:jc w:val="both"/>
+      </w:pPr>
+      <w:r>
+        <w:rPr>
+          <w:rFonts w:ascii="Arial" w:cs="Arial" w:eastAsia="Arial" w:hAnsi="Arial"/>
+          <w:b/>
+          <w:bCs/>
+          <w:sz w:val="21"/>
+          <w:szCs w:val="21"/>
+        </w:rPr>
+        <w:t xml:space="preserve">3. </w:t>
+      </w:r>
+      <w:r>
+        <w:rPr>
+          <w:rFonts w:ascii="Arial" w:cs="Arial" w:eastAsia="Arial" w:hAnsi="Arial"/>
+          <w:sz w:val="21"/>
+          <w:szCs w:val="21"/>
+        </w:rPr>
+        <w:t xml:space="preserve">Gerar o .apk: menu Build → Generate App Bundles or APKs → Generate APKs. O arquivo é gerado em android-app/app/build/outputs/apk/.</w:t>
+      </w:r>
+    </w:p>
+    <w:p>
+      <w:pPr>
+        <w:spacing w:after="100" w:line="264" w:lineRule="auto"/>
+        <w:ind w:left="500" w:hanging="300"/>
+        <w:jc w:val="both"/>
+      </w:pPr>
+      <w:r>
+        <w:rPr>
+          <w:rFonts w:ascii="Arial" w:cs="Arial" w:eastAsia="Arial" w:hAnsi="Arial"/>
+          <w:b/>
+          <w:bCs/>
+          <w:sz w:val="21"/>
+          <w:szCs w:val="21"/>
+        </w:rPr>
+        <w:t xml:space="preserve">4. </w:t>
+      </w:r>
+      <w:r>
+        <w:rPr>
+          <w:rFonts w:ascii="Arial" w:cs="Arial" w:eastAsia="Arial" w:hAnsi="Arial"/>
+          <w:sz w:val="21"/>
+          <w:szCs w:val="21"/>
+        </w:rPr>
+        <w:t xml:space="preserve">Baixar o "SDK Platform-Tools for Windows" em https://developer.android.com/tools/releases/platform-tools (arquivo .zip) — uma única vez; a mesma pasta extraída serve para todas as versões futuras do .apk, não precisa repetir este passo a cada nova mídia.</w:t>
+      </w:r>
+    </w:p>
+    <w:p>
+      <w:pPr>
+        <w:spacing w:after="100" w:line="264" w:lineRule="auto"/>
+        <w:ind w:left="500" w:hanging="300"/>
+        <w:jc w:val="both"/>
+      </w:pPr>
+      <w:r>
+        <w:rPr>
+          <w:rFonts w:ascii="Arial" w:cs="Arial" w:eastAsia="Arial" w:hAnsi="Arial"/>
+          <w:b/>
+          <w:bCs/>
+          <w:sz w:val="21"/>
+          <w:szCs w:val="21"/>
+        </w:rPr>
+        <w:t xml:space="preserve">5. </w:t>
+      </w:r>
+      <w:r>
+        <w:rPr>
+          <w:rFonts w:ascii="Arial" w:cs="Arial" w:eastAsia="Arial" w:hAnsi="Arial"/>
+          <w:sz w:val="21"/>
+          <w:szCs w:val="21"/>
+        </w:rPr>
+        <w:t xml:space="preserve">Gravar, juntos no CD(3) DSE: o .apk gerado no passo 3 e a pasta extraída do Platform Tools (passo 4) — dessa forma nenhum dos dois precisa ser baixado no computador de instalação.</w:t>
+      </w:r>
+    </w:p>
+    <w:p>
+      <w:pPr>
+        <w:spacing w:after="100" w:line="264" w:lineRule="auto"/>
+        <w:ind w:left="500" w:hanging="300"/>
+        <w:jc w:val="both"/>
+      </w:pPr>
+      <w:r>
+        <w:rPr>
+          <w:rFonts w:ascii="Arial" w:cs="Arial" w:eastAsia="Arial" w:hAnsi="Arial"/>
+          <w:b/>
+          <w:bCs/>
+          <w:sz w:val="21"/>
+          <w:szCs w:val="21"/>
+        </w:rPr>
+        <w:t xml:space="preserve">6. </w:t>
+      </w:r>
+      <w:r>
+        <w:rPr>
+          <w:rFonts w:ascii="Arial" w:cs="Arial" w:eastAsia="Arial" w:hAnsi="Arial"/>
+          <w:sz w:val="21"/>
+          <w:szCs w:val="21"/>
+        </w:rPr>
+        <w:t xml:space="preserve">Arquivar a mídia no repositório físico da fábrica, identificada com a versão do aplicativo e a data de compilação.</w:t>
+      </w:r>
+    </w:p>
+    <w:p>
+      <w:pPr>
+        <w:spacing w:after="160" w:before="120" w:line="264" w:lineRule="auto"/>
+        <w:jc w:val="both"/>
+      </w:pPr>
+      <w:r>
+        <w:rPr>
+          <w:rFonts w:ascii="Arial" w:cs="Arial" w:eastAsia="Arial" w:hAnsi="Arial"/>
+          <w:sz w:val="21"/>
+          <w:szCs w:val="21"/>
+        </w:rPr>
+        <w:t xml:space="preserve">Atenção: em mídias preparadas antes desta revisão do procedimento, a pasta do Platform Tools pode não estar presente — regravar o CD(3) DSE incluindo-a, para que a instalação (seção 4.1, opção a) não dependa de baixar nada no computador de destino.</w:t>
+      </w:r>
+    </w:p>
     <w:sectPr>
       <w:headerReference w:type="default" r:id="rId7"/>
       <w:footerReference w:type="default" r:id="rId8"/>
